--- a/Website Documentation.docx
+++ b/Website Documentation.docx
@@ -3,31 +3,10 @@
 <w:document xmlns:wpc="http://schemas.microsoft.com/office/word/2010/wordprocessingCanvas" xmlns:cx="http://schemas.microsoft.com/office/drawing/2014/chartex" xmlns:cx1="http://schemas.microsoft.com/office/drawing/2015/9/8/chartex" xmlns:cx2="http://schemas.microsoft.com/office/drawing/2015/10/21/chartex" xmlns:cx3="http://schemas.microsoft.com/office/drawing/2016/5/9/chartex" xmlns:cx4="http://schemas.microsoft.com/office/drawing/2016/5/10/chartex" xmlns:cx5="http://schemas.microsoft.com/office/drawing/2016/5/11/chartex" xmlns:cx6="http://schemas.microsoft.com/office/drawing/2016/5/12/chartex" xmlns:cx7="http://schemas.microsoft.com/office/drawing/2016/5/13/chartex" xmlns:cx8="http://schemas.microsoft.com/office/drawing/2016/5/14/chartex" xmlns:mc="http://schemas.openxmlformats.org/markup-compatibility/2006" xmlns:aink="http://schemas.microsoft.com/office/drawing/2016/ink" xmlns:am3d="http://schemas.microsoft.com/office/drawing/2017/model3d" xmlns:o="urn:schemas-microsoft-com:office:office" xmlns:oel="http://schemas.microsoft.com/office/2019/extlst" xmlns:r="http://schemas.openxmlformats.org/officeDocument/2006/relationships" xmlns:m="http://schemas.openxmlformats.org/officeDocument/2006/math" xmlns:v="urn:schemas-microsoft-com:vml" xmlns:wp14="http://schemas.microsoft.com/office/word/2010/wordprocessingDrawing" xmlns:wp="http://schemas.openxmlformats.org/drawingml/2006/wordprocessingDrawing" xmlns:w10="urn:schemas-microsoft-com:office:word" xmlns:w="http://schemas.openxmlformats.org/wordprocessingml/2006/main" xmlns:w14="http://schemas.microsoft.com/office/word/2010/wordml" xmlns:w15="http://schemas.microsoft.com/office/word/2012/wordml" xmlns:w16cex="http://schemas.microsoft.com/office/word/2018/wordml/cex" xmlns:w16cid="http://schemas.microsoft.com/office/word/2016/wordml/cid" xmlns:w16="http://schemas.microsoft.com/office/word/2018/wordml" xmlns:w16du="http://schemas.microsoft.com/office/word/2023/wordml/word16du" xmlns:w16sdtdh="http://schemas.microsoft.com/office/word/2020/wordml/sdtdatahash" xmlns:w16sdtfl="http://schemas.microsoft.com/office/word/2024/wordml/sdtformatlock" xmlns:w16se="http://schemas.microsoft.com/office/word/2015/wordml/symex" xmlns:wpg="http://schemas.microsoft.com/office/word/2010/wordprocessingGroup" xmlns:wpi="http://schemas.microsoft.com/office/word/2010/wordprocessingInk" xmlns:wne="http://schemas.microsoft.com/office/word/2006/wordml" xmlns:wps="http://schemas.microsoft.com/office/word/2010/wordprocessingShape" mc:Ignorable="w14 w15 w16se w16cid w16 w16cex w16sdtdh w16sdtfl w16du wp14">
   <w:body>
     <w:p>
-      <w:pPr>
-        <w:rPr>
-          <w:b/>
-          <w:bCs/>
-        </w:rPr>
-      </w:pPr>
-      <w:r>
-        <w:rPr>
-          <w:b/>
-          <w:bCs/>
-        </w:rPr>
-        <w:t>1.a)</w:t>
-      </w:r>
-      <w:r>
-        <w:rPr>
-          <w:b/>
-          <w:bCs/>
-        </w:rPr>
-        <w:t xml:space="preserve"> Website</w:t>
-      </w:r>
-      <w:r>
-        <w:rPr>
-          <w:b/>
-          <w:bCs/>
-        </w:rPr>
+      <w:r>
+        <w:t>1.a) Website</w:t>
+      </w:r>
+      <w:r>
         <w:t xml:space="preserve"> Objectives</w:t>
       </w:r>
     </w:p>
@@ -100,31 +79,10 @@
       </w:r>
     </w:p>
     <w:p>
-      <w:pPr>
-        <w:rPr>
-          <w:b/>
-          <w:bCs/>
-        </w:rPr>
-      </w:pPr>
-      <w:r>
-        <w:rPr>
-          <w:b/>
-          <w:bCs/>
-        </w:rPr>
-        <w:t>b)</w:t>
-      </w:r>
-      <w:r>
-        <w:rPr>
-          <w:b/>
-          <w:bCs/>
-        </w:rPr>
-        <w:t xml:space="preserve"> Target</w:t>
-      </w:r>
-      <w:r>
-        <w:rPr>
-          <w:b/>
-          <w:bCs/>
-        </w:rPr>
+      <w:r>
+        <w:t>b) Target</w:t>
+      </w:r>
+      <w:r>
         <w:t xml:space="preserve"> Audience</w:t>
       </w:r>
     </w:p>
@@ -217,48 +175,20 @@
       </w:r>
     </w:p>
     <w:p>
-      <w:pPr>
-        <w:rPr>
-          <w:b/>
-          <w:bCs/>
-        </w:rPr>
-      </w:pPr>
-      <w:r>
-        <w:rPr>
-          <w:b/>
-          <w:bCs/>
-        </w:rPr>
+      <w:r>
         <w:t xml:space="preserve">c) </w:t>
       </w:r>
       <w:r>
-        <w:rPr>
-          <w:b/>
-          <w:bCs/>
-        </w:rPr>
         <w:t xml:space="preserve">Type </w:t>
       </w:r>
       <w:r>
-        <w:rPr>
-          <w:b/>
-          <w:bCs/>
-        </w:rPr>
         <w:t>of Websi</w:t>
       </w:r>
       <w:r>
-        <w:rPr>
-          <w:b/>
-          <w:bCs/>
-        </w:rPr>
         <w:t>te</w:t>
       </w:r>
     </w:p>
     <w:p>
-      <w:pPr>
-        <w:rPr>
-          <w:b/>
-          <w:bCs/>
-        </w:rPr>
-      </w:pPr>
       <w:r>
         <w:t xml:space="preserve">The site </w:t>
       </w:r>
@@ -402,6 +332,9 @@
       </w:r>
       <w:r>
         <w:t xml:space="preserve"> Entry</w:t>
+      </w:r>
+      <w:r>
+        <w:t xml:space="preserve"> Page</w:t>
       </w:r>
     </w:p>
     <w:p>
@@ -779,32 +712,12 @@
       </w:r>
     </w:p>
     <w:p>
-      <w:pPr>
-        <w:rPr>
-          <w:b/>
-          <w:bCs/>
-        </w:rPr>
-      </w:pPr>
-      <w:r>
-        <w:rPr>
-          <w:b/>
-          <w:bCs/>
-        </w:rPr>
+      <w:r>
         <w:t>3.1 Page Template: Home Page</w:t>
       </w:r>
     </w:p>
     <w:p>
-      <w:pPr>
-        <w:rPr>
-          <w:b/>
-          <w:bCs/>
-        </w:rPr>
-      </w:pPr>
-      <w:r>
-        <w:rPr>
-          <w:b/>
-          <w:bCs/>
-        </w:rPr>
+      <w:r>
         <w:t>Layout Description</w:t>
       </w:r>
     </w:p>
@@ -814,26 +727,12 @@
       </w:r>
     </w:p>
     <w:p>
-      <w:pPr>
-        <w:rPr>
-          <w:b/>
-          <w:bCs/>
-        </w:rPr>
-      </w:pPr>
-      <w:r>
-        <w:rPr>
-          <w:b/>
-          <w:bCs/>
-        </w:rPr>
+      <w:r>
         <w:t>Wireframe Structure</w:t>
       </w:r>
     </w:p>
     <w:p>
       <w:r>
-        <w:rPr>
-          <w:b/>
-          <w:bCs/>
-        </w:rPr>
         <w:lastRenderedPageBreak/>
         <w:t>Header (fixed at top)</w:t>
       </w:r>
@@ -862,10 +761,6 @@
     </w:p>
     <w:p>
       <w:r>
-        <w:rPr>
-          <w:b/>
-          <w:bCs/>
-        </w:rPr>
         <w:t>Hero Section</w:t>
       </w:r>
     </w:p>
@@ -906,22 +801,11 @@
         </w:numPr>
       </w:pPr>
       <w:r>
-        <w:t xml:space="preserve">Call-to-action button: </w:t>
-      </w:r>
-      <w:r>
-        <w:rPr>
-          <w:b/>
-          <w:bCs/>
-        </w:rPr>
-        <w:t>Start Learning</w:t>
-      </w:r>
-    </w:p>
-    <w:p>
-      <w:r>
-        <w:rPr>
-          <w:b/>
-          <w:bCs/>
-        </w:rPr>
+        <w:t>Call-to-action button: Start Learning</w:t>
+      </w:r>
+    </w:p>
+    <w:p>
+      <w:r>
         <w:t>Featured Sections (3-column layout)</w:t>
       </w:r>
     </w:p>
@@ -981,10 +865,6 @@
     </w:p>
     <w:p>
       <w:r>
-        <w:rPr>
-          <w:b/>
-          <w:bCs/>
-        </w:rPr>
         <w:t>Highlight Section</w:t>
       </w:r>
     </w:p>
@@ -1001,10 +881,6 @@
     </w:p>
     <w:p>
       <w:r>
-        <w:rPr>
-          <w:b/>
-          <w:bCs/>
-        </w:rPr>
         <w:t>Footer</w:t>
       </w:r>
     </w:p>
@@ -1021,38 +897,11 @@
     </w:p>
     <w:p>
       <w:r>
-        <w:pict w14:anchorId="30E819E6">
-          <v:rect id="_x0000_i1033" style="width:0;height:1.5pt" o:hralign="center" o:hrstd="t" o:hr="t" fillcolor="#a0a0a0" stroked="f"/>
-        </w:pict>
-      </w:r>
-    </w:p>
-    <w:p>
-      <w:pPr>
-        <w:rPr>
-          <w:b/>
-          <w:bCs/>
-        </w:rPr>
-      </w:pPr>
-      <w:r>
-        <w:rPr>
-          <w:b/>
-          <w:bCs/>
-        </w:rPr>
         <w:t>3.2 Page Template: Learn Chess Page</w:t>
       </w:r>
     </w:p>
     <w:p>
-      <w:pPr>
-        <w:rPr>
-          <w:b/>
-          <w:bCs/>
-        </w:rPr>
-      </w:pPr>
-      <w:r>
-        <w:rPr>
-          <w:b/>
-          <w:bCs/>
-        </w:rPr>
+      <w:r>
         <w:t>Layout Description</w:t>
       </w:r>
     </w:p>
@@ -1062,39 +911,18 @@
       </w:r>
     </w:p>
     <w:p>
-      <w:pPr>
-        <w:rPr>
-          <w:b/>
-          <w:bCs/>
-        </w:rPr>
-      </w:pPr>
-      <w:r>
-        <w:rPr>
-          <w:b/>
-          <w:bCs/>
-        </w:rPr>
+      <w:r>
         <w:t>Wireframe Structure</w:t>
       </w:r>
     </w:p>
     <w:p>
       <w:r>
-        <w:rPr>
-          <w:b/>
-          <w:bCs/>
-        </w:rPr>
         <w:t>Header</w:t>
       </w:r>
     </w:p>
     <w:p>
       <w:r>
-        <w:rPr>
-          <w:b/>
-          <w:bCs/>
-        </w:rPr>
-        <w:t>Page Title:</w:t>
-      </w:r>
-      <w:r>
-        <w:t xml:space="preserve"> </w:t>
+        <w:t xml:space="preserve">Page Title: </w:t>
       </w:r>
       <w:r>
         <w:rPr>
@@ -1106,10 +934,6 @@
     </w:p>
     <w:p>
       <w:r>
-        <w:rPr>
-          <w:b/>
-          <w:bCs/>
-        </w:rPr>
         <w:t>Side Navigation Panel (left column):</w:t>
       </w:r>
     </w:p>
@@ -1165,16 +989,12 @@
         </w:numPr>
       </w:pPr>
       <w:r>
+        <w:t>Video Lessons</w:t>
+      </w:r>
+    </w:p>
+    <w:p>
+      <w:r>
         <w:lastRenderedPageBreak/>
-        <w:t>Video Lessons</w:t>
-      </w:r>
-    </w:p>
-    <w:p>
-      <w:r>
-        <w:rPr>
-          <w:b/>
-          <w:bCs/>
-        </w:rPr>
         <w:t>Main Content (right column):</w:t>
       </w:r>
     </w:p>
@@ -1224,47 +1044,16 @@
     </w:p>
     <w:p>
       <w:r>
-        <w:rPr>
-          <w:b/>
-          <w:bCs/>
-        </w:rPr>
         <w:t>Footer</w:t>
       </w:r>
     </w:p>
     <w:p>
       <w:r>
-        <w:pict w14:anchorId="53366CE9">
-          <v:rect id="_x0000_i1034" style="width:0;height:1.5pt" o:hralign="center" o:hrstd="t" o:hr="t" fillcolor="#a0a0a0" stroked="f"/>
-        </w:pict>
-      </w:r>
-    </w:p>
-    <w:p>
-      <w:pPr>
-        <w:rPr>
-          <w:b/>
-          <w:bCs/>
-        </w:rPr>
-      </w:pPr>
-      <w:r>
-        <w:rPr>
-          <w:b/>
-          <w:bCs/>
-        </w:rPr>
         <w:t>3.3 Page Template: Practice Tools Page</w:t>
       </w:r>
     </w:p>
     <w:p>
-      <w:pPr>
-        <w:rPr>
-          <w:b/>
-          <w:bCs/>
-        </w:rPr>
-      </w:pPr>
-      <w:r>
-        <w:rPr>
-          <w:b/>
-          <w:bCs/>
-        </w:rPr>
+      <w:r>
         <w:t>Layout Description</w:t>
       </w:r>
     </w:p>
@@ -1274,35 +1063,17 @@
       </w:r>
     </w:p>
     <w:p>
-      <w:pPr>
-        <w:rPr>
-          <w:b/>
-          <w:bCs/>
-        </w:rPr>
-      </w:pPr>
-      <w:r>
-        <w:rPr>
-          <w:b/>
-          <w:bCs/>
-        </w:rPr>
+      <w:r>
         <w:t>Wireframe Structure</w:t>
       </w:r>
     </w:p>
     <w:p>
       <w:r>
-        <w:rPr>
-          <w:b/>
-          <w:bCs/>
-        </w:rPr>
         <w:t>Header</w:t>
       </w:r>
     </w:p>
     <w:p>
       <w:r>
-        <w:rPr>
-          <w:b/>
-          <w:bCs/>
-        </w:rPr>
         <w:t>Main Tools Grid (3-column layout):</w:t>
       </w:r>
     </w:p>
@@ -1314,14 +1085,7 @@
         </w:numPr>
       </w:pPr>
       <w:r>
-        <w:rPr>
-          <w:b/>
-          <w:bCs/>
-        </w:rPr>
-        <w:t>Chess Engine (Adjustable Strength)</w:t>
-      </w:r>
-      <w:r>
-        <w:t xml:space="preserve"> </w:t>
+        <w:t xml:space="preserve">Chess Engine (Adjustable Strength) </w:t>
       </w:r>
     </w:p>
     <w:p>
@@ -1354,14 +1118,7 @@
         </w:numPr>
       </w:pPr>
       <w:r>
-        <w:rPr>
-          <w:b/>
-          <w:bCs/>
-        </w:rPr>
-        <w:t>Tactics Trainer</w:t>
-      </w:r>
-      <w:r>
-        <w:t xml:space="preserve"> </w:t>
+        <w:t xml:space="preserve">Tactics Trainer </w:t>
       </w:r>
     </w:p>
     <w:p>
@@ -1383,14 +1140,7 @@
         </w:numPr>
       </w:pPr>
       <w:r>
-        <w:rPr>
-          <w:b/>
-          <w:bCs/>
-        </w:rPr>
-        <w:t>Puzzle of the Day</w:t>
-      </w:r>
-      <w:r>
-        <w:t xml:space="preserve"> </w:t>
+        <w:t xml:space="preserve">Puzzle of the Day </w:t>
       </w:r>
     </w:p>
     <w:p>
@@ -1406,10 +1156,6 @@
     </w:p>
     <w:p>
       <w:r>
-        <w:rPr>
-          <w:b/>
-          <w:bCs/>
-        </w:rPr>
         <w:t>Below Tools:</w:t>
       </w:r>
     </w:p>
@@ -1437,90 +1183,45 @@
     </w:p>
     <w:p>
       <w:r>
-        <w:rPr>
-          <w:b/>
-          <w:bCs/>
-        </w:rPr>
         <w:t>Footer</w:t>
       </w:r>
     </w:p>
     <w:p>
       <w:r>
         <w:pict w14:anchorId="69FD171C">
-          <v:rect id="_x0000_i1035" style="width:0;height:1.5pt" o:hralign="center" o:hrstd="t" o:hr="t" fillcolor="#a0a0a0" stroked="f"/>
+          <v:rect id="_x0000_i1027" style="width:0;height:1.5pt" o:hralign="center" o:hrstd="t" o:hr="t" fillcolor="#a0a0a0" stroked="f"/>
         </w:pict>
       </w:r>
     </w:p>
     <w:p>
-      <w:pPr>
-        <w:rPr>
-          <w:b/>
-          <w:bCs/>
-        </w:rPr>
-      </w:pPr>
-      <w:r>
-        <w:rPr>
-          <w:b/>
-          <w:bCs/>
-        </w:rPr>
+      <w:r>
         <w:t>3.4 Page Template: Community Page</w:t>
       </w:r>
     </w:p>
     <w:p>
-      <w:pPr>
-        <w:rPr>
-          <w:b/>
-          <w:bCs/>
-        </w:rPr>
-      </w:pPr>
-      <w:r>
-        <w:rPr>
-          <w:b/>
-          <w:bCs/>
-        </w:rPr>
+      <w:r>
         <w:t>Layout Description</w:t>
       </w:r>
     </w:p>
     <w:p>
       <w:r>
+        <w:t>Encourages users to join real-life chess communities.</w:t>
+      </w:r>
+    </w:p>
+    <w:p>
+      <w:r>
+        <w:t>Wireframe Structure</w:t>
+      </w:r>
+    </w:p>
+    <w:p>
+      <w:r>
         <w:lastRenderedPageBreak/>
-        <w:t>Encourages users to join real-life chess communities.</w:t>
-      </w:r>
-    </w:p>
-    <w:p>
-      <w:pPr>
-        <w:rPr>
-          <w:b/>
-          <w:bCs/>
-        </w:rPr>
-      </w:pPr>
-      <w:r>
-        <w:rPr>
-          <w:b/>
-          <w:bCs/>
-        </w:rPr>
-        <w:t>Wireframe Structure</w:t>
-      </w:r>
-    </w:p>
-    <w:p>
-      <w:r>
-        <w:rPr>
-          <w:b/>
-          <w:bCs/>
-        </w:rPr>
         <w:t>Header</w:t>
       </w:r>
     </w:p>
     <w:p>
       <w:r>
-        <w:rPr>
-          <w:b/>
-          <w:bCs/>
-        </w:rPr>
-        <w:t>Section Title:</w:t>
-      </w:r>
-      <w:r>
-        <w:t xml:space="preserve"> </w:t>
+        <w:t xml:space="preserve">Section Title: </w:t>
       </w:r>
       <w:r>
         <w:rPr>
@@ -1532,20 +1233,10 @@
     </w:p>
     <w:p>
       <w:r>
-        <w:rPr>
-          <w:b/>
-          <w:bCs/>
-        </w:rPr>
         <w:t>Two-Section Layout:</w:t>
       </w:r>
       <w:r>
         <w:br/>
-      </w:r>
-      <w:r>
-        <w:rPr>
-          <w:b/>
-          <w:bCs/>
-        </w:rPr>
         <w:t>Left: Physical Chess Clubs Directory</w:t>
       </w:r>
     </w:p>
@@ -1584,10 +1275,6 @@
     </w:p>
     <w:p>
       <w:r>
-        <w:rPr>
-          <w:b/>
-          <w:bCs/>
-        </w:rPr>
         <w:t>Right: Local Events &amp; Tournaments</w:t>
       </w:r>
     </w:p>
@@ -1626,47 +1313,16 @@
     </w:p>
     <w:p>
       <w:r>
-        <w:rPr>
-          <w:b/>
-          <w:bCs/>
-        </w:rPr>
         <w:t>Footer</w:t>
       </w:r>
     </w:p>
     <w:p>
       <w:r>
-        <w:pict w14:anchorId="2D6C7FAA">
-          <v:rect id="_x0000_i1036" style="width:0;height:1.5pt" o:hralign="center" o:hrstd="t" o:hr="t" fillcolor="#a0a0a0" stroked="f"/>
-        </w:pict>
-      </w:r>
-    </w:p>
-    <w:p>
-      <w:pPr>
-        <w:rPr>
-          <w:b/>
-          <w:bCs/>
-        </w:rPr>
-      </w:pPr>
-      <w:r>
-        <w:rPr>
-          <w:b/>
-          <w:bCs/>
-        </w:rPr>
         <w:t>3.5 Page Template: Contact &amp; Feedback Page</w:t>
       </w:r>
     </w:p>
     <w:p>
-      <w:pPr>
-        <w:rPr>
-          <w:b/>
-          <w:bCs/>
-        </w:rPr>
-      </w:pPr>
-      <w:r>
-        <w:rPr>
-          <w:b/>
-          <w:bCs/>
-        </w:rPr>
+      <w:r>
         <w:t>Layout Description</w:t>
       </w:r>
     </w:p>
@@ -1676,39 +1332,18 @@
       </w:r>
     </w:p>
     <w:p>
-      <w:pPr>
-        <w:rPr>
-          <w:b/>
-          <w:bCs/>
-        </w:rPr>
-      </w:pPr>
-      <w:r>
-        <w:rPr>
-          <w:b/>
-          <w:bCs/>
-        </w:rPr>
+      <w:r>
         <w:t>Wireframe Structure</w:t>
       </w:r>
     </w:p>
     <w:p>
       <w:r>
-        <w:rPr>
-          <w:b/>
-          <w:bCs/>
-        </w:rPr>
         <w:t>Header</w:t>
       </w:r>
     </w:p>
     <w:p>
       <w:r>
-        <w:rPr>
-          <w:b/>
-          <w:bCs/>
-        </w:rPr>
-        <w:t>Page Title:</w:t>
-      </w:r>
-      <w:r>
-        <w:t xml:space="preserve"> </w:t>
+        <w:t xml:space="preserve">Page Title: </w:t>
       </w:r>
       <w:r>
         <w:rPr>
@@ -1720,19 +1355,11 @@
     </w:p>
     <w:p>
       <w:r>
-        <w:rPr>
-          <w:b/>
-          <w:bCs/>
-        </w:rPr>
         <w:t>Two Sections:</w:t>
       </w:r>
     </w:p>
     <w:p>
       <w:r>
-        <w:rPr>
-          <w:b/>
-          <w:bCs/>
-        </w:rPr>
         <w:t>Left: Contact Information</w:t>
       </w:r>
     </w:p>
@@ -1771,10 +1398,6 @@
     </w:p>
     <w:p>
       <w:r>
-        <w:rPr>
-          <w:b/>
-          <w:bCs/>
-        </w:rPr>
         <w:t>Right: Feedback Form</w:t>
       </w:r>
     </w:p>
@@ -1797,7 +1420,6 @@
         </w:numPr>
       </w:pPr>
       <w:r>
-        <w:lastRenderedPageBreak/>
         <w:t>Email (input)</w:t>
       </w:r>
     </w:p>
@@ -1843,15 +1465,12 @@
         </w:numPr>
       </w:pPr>
       <w:r>
+        <w:lastRenderedPageBreak/>
         <w:t>Submit button (HTML form submission)</w:t>
       </w:r>
     </w:p>
     <w:p>
       <w:r>
-        <w:rPr>
-          <w:b/>
-          <w:bCs/>
-        </w:rPr>
         <w:t>Footer</w:t>
       </w:r>
     </w:p>
@@ -2019,17 +1638,7 @@
       </w:r>
     </w:p>
     <w:p>
-      <w:pPr>
-        <w:rPr>
-          <w:b/>
-          <w:bCs/>
-        </w:rPr>
-      </w:pPr>
-      <w:r>
-        <w:rPr>
-          <w:b/>
-          <w:bCs/>
-        </w:rPr>
+      <w:r>
         <w:t>Bootstrap 5</w:t>
       </w:r>
     </w:p>
@@ -2111,17 +1720,7 @@
       </w:r>
     </w:p>
     <w:p>
-      <w:pPr>
-        <w:rPr>
-          <w:b/>
-          <w:bCs/>
-        </w:rPr>
-      </w:pPr>
-      <w:r>
-        <w:rPr>
-          <w:b/>
-          <w:bCs/>
-        </w:rPr>
+      <w:r>
         <w:t>Stockfish.js (Chess Engine)</w:t>
       </w:r>
     </w:p>
@@ -2134,55 +1733,35 @@
         </w:numPr>
       </w:pPr>
       <w:r>
+        <w:t>A lightweight, open-source chess engine</w:t>
+      </w:r>
+      <w:r>
+        <w:t xml:space="preserve"> compiled to JavaScript.</w:t>
+      </w:r>
+    </w:p>
+    <w:p>
+      <w:pPr>
+        <w:pStyle w:val="ListParagraph"/>
+        <w:numPr>
+          <w:ilvl w:val="0"/>
+          <w:numId w:val="5"/>
+        </w:numPr>
+      </w:pPr>
+      <w:r>
+        <w:t>Enables an adjustable-strength engine to be placed</w:t>
+      </w:r>
+      <w:r>
+        <w:t xml:space="preserve"> directly</w:t>
+      </w:r>
+    </w:p>
+    <w:p>
+      <w:r>
+        <w:t>4.3 Software &amp; Tools Used</w:t>
+      </w:r>
+    </w:p>
+    <w:p>
+      <w:r>
         <w:lastRenderedPageBreak/>
-        <w:t>A lightweight, open-source chess engine</w:t>
-      </w:r>
-      <w:r>
-        <w:t xml:space="preserve"> compiled to JavaScript.</w:t>
-      </w:r>
-    </w:p>
-    <w:p>
-      <w:pPr>
-        <w:pStyle w:val="ListParagraph"/>
-        <w:numPr>
-          <w:ilvl w:val="0"/>
-          <w:numId w:val="5"/>
-        </w:numPr>
-      </w:pPr>
-      <w:r>
-        <w:t>Enables an adjustable-strength engine to be placed</w:t>
-      </w:r>
-      <w:r>
-        <w:t xml:space="preserve"> directly</w:t>
-      </w:r>
-    </w:p>
-    <w:p>
-      <w:pPr>
-        <w:rPr>
-          <w:b/>
-          <w:bCs/>
-        </w:rPr>
-      </w:pPr>
-      <w:r>
-        <w:rPr>
-          <w:b/>
-          <w:bCs/>
-        </w:rPr>
-        <w:t>4.3 Software &amp; Tools Used</w:t>
-      </w:r>
-    </w:p>
-    <w:p>
-      <w:pPr>
-        <w:rPr>
-          <w:b/>
-          <w:bCs/>
-        </w:rPr>
-      </w:pPr>
-      <w:r>
-        <w:rPr>
-          <w:b/>
-          <w:bCs/>
-        </w:rPr>
         <w:t>1. Visual Studio Code (VS Code)</w:t>
       </w:r>
     </w:p>
@@ -2242,17 +1821,7 @@
       </w:r>
     </w:p>
     <w:p>
-      <w:pPr>
-        <w:rPr>
-          <w:b/>
-          <w:bCs/>
-        </w:rPr>
-      </w:pPr>
-      <w:r>
-        <w:rPr>
-          <w:b/>
-          <w:bCs/>
-        </w:rPr>
+      <w:r>
         <w:t>2. Git &amp; GitHub</w:t>
       </w:r>
     </w:p>
@@ -2334,29 +1903,13 @@
       </w:r>
     </w:p>
     <w:p>
-      <w:pPr>
-        <w:rPr>
-          <w:b/>
-          <w:bCs/>
-        </w:rPr>
-      </w:pPr>
-      <w:r>
-        <w:rPr>
-          <w:b/>
-          <w:bCs/>
-        </w:rPr>
+      <w:r>
         <w:t xml:space="preserve">3. Canva </w:t>
       </w:r>
     </w:p>
     <w:p>
       <w:r>
-        <w:t xml:space="preserve">Used for creating graphics, </w:t>
-      </w:r>
-      <w:r>
-        <w:t>like</w:t>
-      </w:r>
-      <w:r>
-        <w:t>:</w:t>
+        <w:t>Used for creating graphics, like:</w:t>
       </w:r>
     </w:p>
     <w:p>
@@ -2411,49 +1964,16 @@
     </w:p>
     <w:p>
       <w:r>
-        <w:t>Th</w:t>
-      </w:r>
-      <w:r>
-        <w:t>is tool will</w:t>
-      </w:r>
-      <w:r>
-        <w:t xml:space="preserve"> ensure clean, modern graphics aligned with the theme of the website.</w:t>
-      </w:r>
-    </w:p>
-    <w:p>
-      <w:r>
-        <w:pict w14:anchorId="2569CC0B">
-          <v:rect id="_x0000_i1027" style="width:0;height:1.5pt" o:hralign="center" o:hrstd="t" o:hr="t" fillcolor="#a0a0a0" stroked="f"/>
-        </w:pict>
-      </w:r>
-    </w:p>
-    <w:p>
-      <w:pPr>
-        <w:rPr>
-          <w:b/>
-          <w:bCs/>
-        </w:rPr>
-      </w:pPr>
-      <w:r>
-        <w:rPr>
-          <w:b/>
-          <w:bCs/>
-        </w:rPr>
+        <w:t>This tool will ensure clean, modern graphics aligned with the theme of the website.</w:t>
+      </w:r>
+    </w:p>
+    <w:p>
+      <w:r>
         <w:t>4.4 Multimedia Tools</w:t>
       </w:r>
     </w:p>
     <w:p>
-      <w:pPr>
-        <w:rPr>
-          <w:b/>
-          <w:bCs/>
-        </w:rPr>
-      </w:pPr>
-      <w:r>
-        <w:rPr>
-          <w:b/>
-          <w:bCs/>
-        </w:rPr>
+      <w:r>
         <w:t>Video Hosting</w:t>
       </w:r>
     </w:p>
@@ -2476,7 +1996,6 @@
         </w:numPr>
       </w:pPr>
       <w:r>
-        <w:lastRenderedPageBreak/>
         <w:t>Embedded from YouTube (unlisted mode), or</w:t>
       </w:r>
     </w:p>
@@ -2503,31 +2022,13 @@
       </w:r>
     </w:p>
     <w:p>
-      <w:pPr>
-        <w:rPr>
-          <w:b/>
-          <w:bCs/>
-        </w:rPr>
-      </w:pPr>
-      <w:r>
-        <w:rPr>
-          <w:b/>
-          <w:bCs/>
-        </w:rPr>
+      <w:r>
         <w:t>Image Optimization Tool (</w:t>
       </w:r>
       <w:r>
-        <w:rPr>
-          <w:b/>
-          <w:bCs/>
-        </w:rPr>
         <w:t>Timing</w:t>
       </w:r>
       <w:r>
-        <w:rPr>
-          <w:b/>
-          <w:bCs/>
-        </w:rPr>
         <w:t xml:space="preserve"> / Squoosh)</w:t>
       </w:r>
     </w:p>
@@ -2539,6 +2040,7 @@
         </w:numPr>
       </w:pPr>
       <w:r>
+        <w:lastRenderedPageBreak/>
         <w:t>Used to compress images to improve loading speed.</w:t>
       </w:r>
     </w:p>
@@ -2555,38 +2057,11 @@
     </w:p>
     <w:p>
       <w:r>
-        <w:pict w14:anchorId="66C5826F">
-          <v:rect id="_x0000_i1028" style="width:0;height:1.5pt" o:hralign="center" o:hrstd="t" o:hr="t" fillcolor="#a0a0a0" stroked="f"/>
-        </w:pict>
-      </w:r>
-    </w:p>
-    <w:p>
-      <w:pPr>
-        <w:rPr>
-          <w:b/>
-          <w:bCs/>
-        </w:rPr>
-      </w:pPr>
-      <w:r>
-        <w:rPr>
-          <w:b/>
-          <w:bCs/>
-        </w:rPr>
         <w:t>4.5 Testing Tools</w:t>
       </w:r>
     </w:p>
     <w:p>
-      <w:pPr>
-        <w:rPr>
-          <w:b/>
-          <w:bCs/>
-        </w:rPr>
-      </w:pPr>
-      <w:r>
-        <w:rPr>
-          <w:b/>
-          <w:bCs/>
-        </w:rPr>
+      <w:r>
         <w:t>Browser Testing</w:t>
       </w:r>
     </w:p>
@@ -2657,17 +2132,7 @@
       </w:r>
     </w:p>
     <w:p>
-      <w:pPr>
-        <w:rPr>
-          <w:b/>
-          <w:bCs/>
-        </w:rPr>
-      </w:pPr>
-      <w:r>
-        <w:rPr>
-          <w:b/>
-          <w:bCs/>
-        </w:rPr>
+      <w:r>
         <w:t>Device Testing</w:t>
       </w:r>
     </w:p>
@@ -2717,38 +2182,11 @@
     </w:p>
     <w:p>
       <w:r>
-        <w:pict w14:anchorId="4229BE41">
-          <v:rect id="_x0000_i1029" style="width:0;height:1.5pt" o:hralign="center" o:hrstd="t" o:hr="t" fillcolor="#a0a0a0" stroked="f"/>
-        </w:pict>
-      </w:r>
-    </w:p>
-    <w:p>
-      <w:pPr>
-        <w:rPr>
-          <w:b/>
-          <w:bCs/>
-        </w:rPr>
-      </w:pPr>
-      <w:r>
-        <w:rPr>
-          <w:b/>
-          <w:bCs/>
-        </w:rPr>
         <w:t>4.6 Hosting &amp; Deployment Technologies</w:t>
       </w:r>
     </w:p>
     <w:p>
-      <w:pPr>
-        <w:rPr>
-          <w:b/>
-          <w:bCs/>
-        </w:rPr>
-      </w:pPr>
-      <w:r>
-        <w:rPr>
-          <w:b/>
-          <w:bCs/>
-        </w:rPr>
+      <w:r>
         <w:t>GitHub Pages</w:t>
       </w:r>
     </w:p>
@@ -2793,8 +2231,13 @@
         </w:numPr>
       </w:pPr>
       <w:r>
-        <w:t>git add</w:t>
-      </w:r>
+        <w:t xml:space="preserve">git </w:t>
+      </w:r>
+      <w:proofErr w:type="gramStart"/>
+      <w:r>
+        <w:t>add</w:t>
+      </w:r>
+      <w:proofErr w:type="gramEnd"/>
     </w:p>
     <w:p>
       <w:pPr>
@@ -2804,8 +2247,13 @@
         </w:numPr>
       </w:pPr>
       <w:r>
-        <w:t>git commit</w:t>
-      </w:r>
+        <w:t xml:space="preserve">git </w:t>
+      </w:r>
+      <w:proofErr w:type="gramStart"/>
+      <w:r>
+        <w:t>commit</w:t>
+      </w:r>
+      <w:proofErr w:type="gramEnd"/>
     </w:p>
     <w:p>
       <w:pPr>
@@ -2815,7 +2263,6 @@
         </w:numPr>
       </w:pPr>
       <w:r>
-        <w:lastRenderedPageBreak/>
         <w:t>git push</w:t>
       </w:r>
       <w:r>

--- a/Website Documentation.docx
+++ b/Website Documentation.docx
@@ -756,7 +756,10 @@
         </w:numPr>
       </w:pPr>
       <w:r>
-        <w:t>Navigation menu (Home | About | Learn Chess | Practice Tools | Community | Store | Contact)</w:t>
+        <w:rPr>
+          <w:lang w:val="en-US"/>
+        </w:rPr>
+        <w:t>Navigation menu (Home | About | Learn Chess | Practice Tools | Community | Contact)</w:t>
       </w:r>
     </w:p>
     <w:p>
@@ -1189,7 +1192,7 @@
     <w:p>
       <w:r>
         <w:pict w14:anchorId="69FD171C">
-          <v:rect id="_x0000_i1027" style="width:0;height:1.5pt" o:hralign="center" o:hrstd="t" o:hr="t" fillcolor="#a0a0a0" stroked="f"/>
+          <v:rect id="_x0000_i1025" style="width:0;height:1.5pt" o:hralign="center" o:hrstd="t" o:hr="t" fillcolor="#a0a0a0" stroked="f"/>
         </w:pict>
       </w:r>
     </w:p>

--- a/Website Documentation.docx
+++ b/Website Documentation.docx
@@ -3,10 +3,31 @@
 <w:document xmlns:wpc="http://schemas.microsoft.com/office/word/2010/wordprocessingCanvas" xmlns:cx="http://schemas.microsoft.com/office/drawing/2014/chartex" xmlns:cx1="http://schemas.microsoft.com/office/drawing/2015/9/8/chartex" xmlns:cx2="http://schemas.microsoft.com/office/drawing/2015/10/21/chartex" xmlns:cx3="http://schemas.microsoft.com/office/drawing/2016/5/9/chartex" xmlns:cx4="http://schemas.microsoft.com/office/drawing/2016/5/10/chartex" xmlns:cx5="http://schemas.microsoft.com/office/drawing/2016/5/11/chartex" xmlns:cx6="http://schemas.microsoft.com/office/drawing/2016/5/12/chartex" xmlns:cx7="http://schemas.microsoft.com/office/drawing/2016/5/13/chartex" xmlns:cx8="http://schemas.microsoft.com/office/drawing/2016/5/14/chartex" xmlns:mc="http://schemas.openxmlformats.org/markup-compatibility/2006" xmlns:aink="http://schemas.microsoft.com/office/drawing/2016/ink" xmlns:am3d="http://schemas.microsoft.com/office/drawing/2017/model3d" xmlns:o="urn:schemas-microsoft-com:office:office" xmlns:oel="http://schemas.microsoft.com/office/2019/extlst" xmlns:r="http://schemas.openxmlformats.org/officeDocument/2006/relationships" xmlns:m="http://schemas.openxmlformats.org/officeDocument/2006/math" xmlns:v="urn:schemas-microsoft-com:vml" xmlns:wp14="http://schemas.microsoft.com/office/word/2010/wordprocessingDrawing" xmlns:wp="http://schemas.openxmlformats.org/drawingml/2006/wordprocessingDrawing" xmlns:w10="urn:schemas-microsoft-com:office:word" xmlns:w="http://schemas.openxmlformats.org/wordprocessingml/2006/main" xmlns:w14="http://schemas.microsoft.com/office/word/2010/wordml" xmlns:w15="http://schemas.microsoft.com/office/word/2012/wordml" xmlns:w16cex="http://schemas.microsoft.com/office/word/2018/wordml/cex" xmlns:w16cid="http://schemas.microsoft.com/office/word/2016/wordml/cid" xmlns:w16="http://schemas.microsoft.com/office/word/2018/wordml" xmlns:w16du="http://schemas.microsoft.com/office/word/2023/wordml/word16du" xmlns:w16sdtdh="http://schemas.microsoft.com/office/word/2020/wordml/sdtdatahash" xmlns:w16sdtfl="http://schemas.microsoft.com/office/word/2024/wordml/sdtformatlock" xmlns:w16se="http://schemas.microsoft.com/office/word/2015/wordml/symex" xmlns:wpg="http://schemas.microsoft.com/office/word/2010/wordprocessingGroup" xmlns:wpi="http://schemas.microsoft.com/office/word/2010/wordprocessingInk" xmlns:wne="http://schemas.microsoft.com/office/word/2006/wordml" xmlns:wps="http://schemas.microsoft.com/office/word/2010/wordprocessingShape" mc:Ignorable="w14 w15 w16se w16cid w16 w16cex w16sdtdh w16sdtfl w16du wp14">
   <w:body>
     <w:p>
-      <w:r>
-        <w:t>1.a) Website</w:t>
-      </w:r>
-      <w:r>
+      <w:pPr>
+        <w:rPr>
+          <w:b/>
+          <w:bCs/>
+        </w:rPr>
+      </w:pPr>
+      <w:r>
+        <w:rPr>
+          <w:b/>
+          <w:bCs/>
+        </w:rPr>
+        <w:t>1.a)</w:t>
+      </w:r>
+      <w:r>
+        <w:rPr>
+          <w:b/>
+          <w:bCs/>
+        </w:rPr>
+        <w:t xml:space="preserve"> Website</w:t>
+      </w:r>
+      <w:r>
+        <w:rPr>
+          <w:b/>
+          <w:bCs/>
+        </w:rPr>
         <w:t xml:space="preserve"> Objectives</w:t>
       </w:r>
     </w:p>
@@ -79,10 +100,31 @@
       </w:r>
     </w:p>
     <w:p>
-      <w:r>
-        <w:t>b) Target</w:t>
-      </w:r>
-      <w:r>
+      <w:pPr>
+        <w:rPr>
+          <w:b/>
+          <w:bCs/>
+        </w:rPr>
+      </w:pPr>
+      <w:r>
+        <w:rPr>
+          <w:b/>
+          <w:bCs/>
+        </w:rPr>
+        <w:t>b)</w:t>
+      </w:r>
+      <w:r>
+        <w:rPr>
+          <w:b/>
+          <w:bCs/>
+        </w:rPr>
+        <w:t xml:space="preserve"> Target</w:t>
+      </w:r>
+      <w:r>
+        <w:rPr>
+          <w:b/>
+          <w:bCs/>
+        </w:rPr>
         <w:t xml:space="preserve"> Audience</w:t>
       </w:r>
     </w:p>
@@ -175,20 +217,48 @@
       </w:r>
     </w:p>
     <w:p>
-      <w:r>
+      <w:pPr>
+        <w:rPr>
+          <w:b/>
+          <w:bCs/>
+        </w:rPr>
+      </w:pPr>
+      <w:r>
+        <w:rPr>
+          <w:b/>
+          <w:bCs/>
+        </w:rPr>
         <w:t xml:space="preserve">c) </w:t>
       </w:r>
       <w:r>
+        <w:rPr>
+          <w:b/>
+          <w:bCs/>
+        </w:rPr>
         <w:t xml:space="preserve">Type </w:t>
       </w:r>
       <w:r>
+        <w:rPr>
+          <w:b/>
+          <w:bCs/>
+        </w:rPr>
         <w:t>of Websi</w:t>
       </w:r>
       <w:r>
+        <w:rPr>
+          <w:b/>
+          <w:bCs/>
+        </w:rPr>
         <w:t>te</w:t>
       </w:r>
     </w:p>
     <w:p>
+      <w:pPr>
+        <w:rPr>
+          <w:b/>
+          <w:bCs/>
+        </w:rPr>
+      </w:pPr>
       <w:r>
         <w:t xml:space="preserve">The site </w:t>
       </w:r>
@@ -332,9 +402,6 @@
       </w:r>
       <w:r>
         <w:t xml:space="preserve"> Entry</w:t>
-      </w:r>
-      <w:r>
-        <w:t xml:space="preserve"> Page</w:t>
       </w:r>
     </w:p>
     <w:p>
@@ -712,12 +779,32 @@
       </w:r>
     </w:p>
     <w:p>
-      <w:r>
+      <w:pPr>
+        <w:rPr>
+          <w:b/>
+          <w:bCs/>
+        </w:rPr>
+      </w:pPr>
+      <w:r>
+        <w:rPr>
+          <w:b/>
+          <w:bCs/>
+        </w:rPr>
         <w:t>3.1 Page Template: Home Page</w:t>
       </w:r>
     </w:p>
     <w:p>
-      <w:r>
+      <w:pPr>
+        <w:rPr>
+          <w:b/>
+          <w:bCs/>
+        </w:rPr>
+      </w:pPr>
+      <w:r>
+        <w:rPr>
+          <w:b/>
+          <w:bCs/>
+        </w:rPr>
         <w:t>Layout Description</w:t>
       </w:r>
     </w:p>
@@ -727,12 +814,26 @@
       </w:r>
     </w:p>
     <w:p>
-      <w:r>
+      <w:pPr>
+        <w:rPr>
+          <w:b/>
+          <w:bCs/>
+        </w:rPr>
+      </w:pPr>
+      <w:r>
+        <w:rPr>
+          <w:b/>
+          <w:bCs/>
+        </w:rPr>
         <w:t>Wireframe Structure</w:t>
       </w:r>
     </w:p>
     <w:p>
       <w:r>
+        <w:rPr>
+          <w:b/>
+          <w:bCs/>
+        </w:rPr>
         <w:lastRenderedPageBreak/>
         <w:t>Header (fixed at top)</w:t>
       </w:r>
@@ -756,14 +857,15 @@
         </w:numPr>
       </w:pPr>
       <w:r>
-        <w:rPr>
-          <w:lang w:val="en-US"/>
-        </w:rPr>
-        <w:t>Navigation menu (Home | About | Learn Chess | Practice Tools | Community | Contact)</w:t>
-      </w:r>
-    </w:p>
-    <w:p>
-      <w:r>
+        <w:t>Navigation menu (Home | About | Learn Chess | Practice Tools | Community | Store | Contact)</w:t>
+      </w:r>
+    </w:p>
+    <w:p>
+      <w:r>
+        <w:rPr>
+          <w:b/>
+          <w:bCs/>
+        </w:rPr>
         <w:t>Hero Section</w:t>
       </w:r>
     </w:p>
@@ -804,11 +906,22 @@
         </w:numPr>
       </w:pPr>
       <w:r>
-        <w:t>Call-to-action button: Start Learning</w:t>
-      </w:r>
-    </w:p>
-    <w:p>
-      <w:r>
+        <w:t xml:space="preserve">Call-to-action button: </w:t>
+      </w:r>
+      <w:r>
+        <w:rPr>
+          <w:b/>
+          <w:bCs/>
+        </w:rPr>
+        <w:t>Start Learning</w:t>
+      </w:r>
+    </w:p>
+    <w:p>
+      <w:r>
+        <w:rPr>
+          <w:b/>
+          <w:bCs/>
+        </w:rPr>
         <w:t>Featured Sections (3-column layout)</w:t>
       </w:r>
     </w:p>
@@ -868,6 +981,10 @@
     </w:p>
     <w:p>
       <w:r>
+        <w:rPr>
+          <w:b/>
+          <w:bCs/>
+        </w:rPr>
         <w:t>Highlight Section</w:t>
       </w:r>
     </w:p>
@@ -884,6 +1001,10 @@
     </w:p>
     <w:p>
       <w:r>
+        <w:rPr>
+          <w:b/>
+          <w:bCs/>
+        </w:rPr>
         <w:t>Footer</w:t>
       </w:r>
     </w:p>
@@ -897,186 +1018,129 @@
       <w:r>
         <w:t>Quick links, social icons, contact details</w:t>
       </w:r>
-    </w:p>
-    <w:p>
-      <w:r>
-        <w:t>3.2 Page Template: Learn Chess Page</w:t>
-      </w:r>
-    </w:p>
-    <w:p>
-      <w:r>
+      <w:r>
+        <w:br/>
+      </w:r>
+    </w:p>
+    <w:p>
+      <w:r>
+        <w:t>3.2 Learn Chess Page</w:t>
+      </w:r>
+    </w:p>
+    <w:p>
+      <w:pPr>
+        <w:rPr>
+          <w:b/>
+          <w:bCs/>
+        </w:rPr>
+      </w:pPr>
+      <w:r>
+        <w:rPr>
+          <w:b/>
+          <w:bCs/>
+          <w:noProof/>
+        </w:rPr>
+        <w:drawing>
+          <wp:inline distT="0" distB="0" distL="0" distR="0" wp14:anchorId="718DBE41" wp14:editId="106B5597">
+            <wp:extent cx="5731510" cy="2915920"/>
+            <wp:effectExtent l="0" t="0" r="2540" b="0"/>
+            <wp:docPr id="69497522" name="Picture 2"/>
+            <wp:cNvGraphicFramePr>
+              <a:graphicFrameLocks xmlns:a="http://schemas.openxmlformats.org/drawingml/2006/main" noChangeAspect="1"/>
+            </wp:cNvGraphicFramePr>
+            <a:graphic xmlns:a="http://schemas.openxmlformats.org/drawingml/2006/main">
+              <a:graphicData uri="http://schemas.openxmlformats.org/drawingml/2006/picture">
+                <pic:pic xmlns:pic="http://schemas.openxmlformats.org/drawingml/2006/picture">
+                  <pic:nvPicPr>
+                    <pic:cNvPr id="69497522" name="Picture 69497522"/>
+                    <pic:cNvPicPr/>
+                  </pic:nvPicPr>
+                  <pic:blipFill>
+                    <a:blip r:embed="rId10">
+                      <a:extLst>
+                        <a:ext uri="{28A0092B-C50C-407E-A947-70E740481C1C}">
+                          <a14:useLocalDpi xmlns:a14="http://schemas.microsoft.com/office/drawing/2010/main" val="0"/>
+                        </a:ext>
+                      </a:extLst>
+                    </a:blip>
+                    <a:stretch>
+                      <a:fillRect/>
+                    </a:stretch>
+                  </pic:blipFill>
+                  <pic:spPr>
+                    <a:xfrm>
+                      <a:off x="0" y="0"/>
+                      <a:ext cx="5731510" cy="2915920"/>
+                    </a:xfrm>
+                    <a:prstGeom prst="rect">
+                      <a:avLst/>
+                    </a:prstGeom>
+                  </pic:spPr>
+                </pic:pic>
+              </a:graphicData>
+            </a:graphic>
+          </wp:inline>
+        </w:drawing>
+      </w:r>
+      <w:r>
+        <w:rPr>
+          <w:b/>
+          <w:bCs/>
+        </w:rPr>
+        <w:t>3.3 Page Template: Practice Tools Page</w:t>
+      </w:r>
+    </w:p>
+    <w:p>
+      <w:pPr>
+        <w:rPr>
+          <w:b/>
+          <w:bCs/>
+        </w:rPr>
+      </w:pPr>
+      <w:r>
+        <w:rPr>
+          <w:b/>
+          <w:bCs/>
+        </w:rPr>
+        <w:lastRenderedPageBreak/>
         <w:t>Layout Description</w:t>
       </w:r>
     </w:p>
     <w:p>
       <w:r>
-        <w:t>The Learn Chess page presents categorized educational content.</w:t>
-      </w:r>
-    </w:p>
-    <w:p>
-      <w:r>
+        <w:t>This page provides access to the interactive tools that help users train.</w:t>
+      </w:r>
+    </w:p>
+    <w:p>
+      <w:pPr>
+        <w:rPr>
+          <w:b/>
+          <w:bCs/>
+        </w:rPr>
+      </w:pPr>
+      <w:r>
+        <w:rPr>
+          <w:b/>
+          <w:bCs/>
+        </w:rPr>
         <w:t>Wireframe Structure</w:t>
       </w:r>
     </w:p>
     <w:p>
       <w:r>
+        <w:rPr>
+          <w:b/>
+          <w:bCs/>
+        </w:rPr>
         <w:t>Header</w:t>
       </w:r>
     </w:p>
     <w:p>
       <w:r>
-        <w:t xml:space="preserve">Page Title: </w:t>
-      </w:r>
-      <w:r>
-        <w:rPr>
-          <w:i/>
-          <w:iCs/>
-        </w:rPr>
-        <w:t>Learn Chess</w:t>
-      </w:r>
-    </w:p>
-    <w:p>
-      <w:r>
-        <w:t>Side Navigation Panel (left column):</w:t>
-      </w:r>
-    </w:p>
-    <w:p>
-      <w:pPr>
-        <w:numPr>
-          <w:ilvl w:val="0"/>
-          <w:numId w:val="20"/>
-        </w:numPr>
-      </w:pPr>
-      <w:r>
-        <w:t>Chess Basics</w:t>
-      </w:r>
-    </w:p>
-    <w:p>
-      <w:pPr>
-        <w:numPr>
-          <w:ilvl w:val="0"/>
-          <w:numId w:val="20"/>
-        </w:numPr>
-      </w:pPr>
-      <w:r>
-        <w:t>Openings</w:t>
-      </w:r>
-    </w:p>
-    <w:p>
-      <w:pPr>
-        <w:numPr>
-          <w:ilvl w:val="0"/>
-          <w:numId w:val="20"/>
-        </w:numPr>
-      </w:pPr>
-      <w:r>
-        <w:t>Middlegame</w:t>
-      </w:r>
-    </w:p>
-    <w:p>
-      <w:pPr>
-        <w:numPr>
-          <w:ilvl w:val="0"/>
-          <w:numId w:val="20"/>
-        </w:numPr>
-      </w:pPr>
-      <w:r>
-        <w:t>Endgame</w:t>
-      </w:r>
-    </w:p>
-    <w:p>
-      <w:pPr>
-        <w:numPr>
-          <w:ilvl w:val="0"/>
-          <w:numId w:val="20"/>
-        </w:numPr>
-      </w:pPr>
-      <w:r>
-        <w:t>Video Lessons</w:t>
-      </w:r>
-    </w:p>
-    <w:p>
-      <w:r>
-        <w:lastRenderedPageBreak/>
-        <w:t>Main Content (right column):</w:t>
-      </w:r>
-    </w:p>
-    <w:p>
-      <w:pPr>
-        <w:numPr>
-          <w:ilvl w:val="0"/>
-          <w:numId w:val="21"/>
-        </w:numPr>
-      </w:pPr>
-      <w:r>
-        <w:t>Section title (e.g., “Openings Library”)</w:t>
-      </w:r>
-    </w:p>
-    <w:p>
-      <w:pPr>
-        <w:numPr>
-          <w:ilvl w:val="0"/>
-          <w:numId w:val="21"/>
-        </w:numPr>
-      </w:pPr>
-      <w:r>
-        <w:t>Visual diagram of opening</w:t>
-      </w:r>
-    </w:p>
-    <w:p>
-      <w:pPr>
-        <w:numPr>
-          <w:ilvl w:val="0"/>
-          <w:numId w:val="21"/>
-        </w:numPr>
-      </w:pPr>
-      <w:r>
-        <w:t>Text explanations</w:t>
-      </w:r>
-    </w:p>
-    <w:p>
-      <w:pPr>
-        <w:numPr>
-          <w:ilvl w:val="0"/>
-          <w:numId w:val="21"/>
-        </w:numPr>
-      </w:pPr>
-      <w:r>
-        <w:t>Embedded practice board (optional)</w:t>
-      </w:r>
-    </w:p>
-    <w:p>
-      <w:r>
-        <w:t>Footer</w:t>
-      </w:r>
-    </w:p>
-    <w:p>
-      <w:r>
-        <w:t>3.3 Page Template: Practice Tools Page</w:t>
-      </w:r>
-    </w:p>
-    <w:p>
-      <w:r>
-        <w:t>Layout Description</w:t>
-      </w:r>
-    </w:p>
-    <w:p>
-      <w:r>
-        <w:t>This page provides access to the interactive tools that help users train.</w:t>
-      </w:r>
-    </w:p>
-    <w:p>
-      <w:r>
-        <w:t>Wireframe Structure</w:t>
-      </w:r>
-    </w:p>
-    <w:p>
-      <w:r>
-        <w:t>Header</w:t>
-      </w:r>
-    </w:p>
-    <w:p>
-      <w:r>
+        <w:rPr>
+          <w:b/>
+          <w:bCs/>
+        </w:rPr>
         <w:t>Main Tools Grid (3-column layout):</w:t>
       </w:r>
     </w:p>
@@ -1088,7 +1152,14 @@
         </w:numPr>
       </w:pPr>
       <w:r>
-        <w:t xml:space="preserve">Chess Engine (Adjustable Strength) </w:t>
+        <w:rPr>
+          <w:b/>
+          <w:bCs/>
+        </w:rPr>
+        <w:t>Chess Engine (Adjustable Strength)</w:t>
+      </w:r>
+      <w:r>
+        <w:t xml:space="preserve"> </w:t>
       </w:r>
     </w:p>
     <w:p>
@@ -1121,7 +1192,14 @@
         </w:numPr>
       </w:pPr>
       <w:r>
-        <w:t xml:space="preserve">Tactics Trainer </w:t>
+        <w:rPr>
+          <w:b/>
+          <w:bCs/>
+        </w:rPr>
+        <w:t>Tactics Trainer</w:t>
+      </w:r>
+      <w:r>
+        <w:t xml:space="preserve"> </w:t>
       </w:r>
     </w:p>
     <w:p>
@@ -1143,7 +1221,14 @@
         </w:numPr>
       </w:pPr>
       <w:r>
-        <w:t xml:space="preserve">Puzzle of the Day </w:t>
+        <w:rPr>
+          <w:b/>
+          <w:bCs/>
+        </w:rPr>
+        <w:t>Puzzle of the Day</w:t>
+      </w:r>
+      <w:r>
+        <w:t xml:space="preserve"> </w:t>
       </w:r>
     </w:p>
     <w:p>
@@ -1159,6 +1244,10 @@
     </w:p>
     <w:p>
       <w:r>
+        <w:rPr>
+          <w:b/>
+          <w:bCs/>
+        </w:rPr>
         <w:t>Below Tools:</w:t>
       </w:r>
     </w:p>
@@ -1185,299 +1274,141 @@
       </w:r>
     </w:p>
     <w:p>
-      <w:r>
+      <w:pPr>
+        <w:rPr>
+          <w:b/>
+          <w:bCs/>
+        </w:rPr>
+      </w:pPr>
+      <w:r>
+        <w:rPr>
+          <w:b/>
+          <w:bCs/>
+        </w:rPr>
         <w:t>Footer</w:t>
       </w:r>
     </w:p>
     <w:p>
       <w:r>
-        <w:pict w14:anchorId="69FD171C">
-          <v:rect id="_x0000_i1025" style="width:0;height:1.5pt" o:hralign="center" o:hrstd="t" o:hr="t" fillcolor="#a0a0a0" stroked="f"/>
-        </w:pict>
-      </w:r>
-    </w:p>
-    <w:p>
-      <w:r>
-        <w:t>3.4 Page Template: Community Page</w:t>
-      </w:r>
-    </w:p>
-    <w:p>
-      <w:r>
-        <w:t>Layout Description</w:t>
-      </w:r>
-    </w:p>
-    <w:p>
-      <w:r>
-        <w:t>Encourages users to join real-life chess communities.</w:t>
-      </w:r>
-    </w:p>
-    <w:p>
-      <w:r>
-        <w:t>Wireframe Structure</w:t>
-      </w:r>
-    </w:p>
-    <w:p>
-      <w:r>
-        <w:lastRenderedPageBreak/>
-        <w:t>Header</w:t>
-      </w:r>
-    </w:p>
-    <w:p>
-      <w:r>
-        <w:t xml:space="preserve">Section Title: </w:t>
-      </w:r>
-      <w:r>
-        <w:rPr>
-          <w:i/>
-          <w:iCs/>
-        </w:rPr>
-        <w:t>Community Hub</w:t>
-      </w:r>
-    </w:p>
-    <w:p>
-      <w:r>
-        <w:t>Two-Section Layout:</w:t>
-      </w:r>
-      <w:r>
-        <w:br/>
-        <w:t>Left: Physical Chess Clubs Directory</w:t>
-      </w:r>
-    </w:p>
-    <w:p>
-      <w:pPr>
-        <w:numPr>
-          <w:ilvl w:val="0"/>
-          <w:numId w:val="24"/>
-        </w:numPr>
-      </w:pPr>
-      <w:r>
-        <w:t>List of clubs</w:t>
-      </w:r>
-    </w:p>
-    <w:p>
-      <w:pPr>
-        <w:numPr>
-          <w:ilvl w:val="0"/>
-          <w:numId w:val="24"/>
-        </w:numPr>
-      </w:pPr>
-      <w:r>
-        <w:t>Map (optional)</w:t>
-      </w:r>
-    </w:p>
-    <w:p>
-      <w:pPr>
-        <w:numPr>
-          <w:ilvl w:val="0"/>
-          <w:numId w:val="24"/>
-        </w:numPr>
-      </w:pPr>
-      <w:r>
-        <w:t>“Join Now” buttons</w:t>
-      </w:r>
-    </w:p>
-    <w:p>
-      <w:r>
-        <w:t>Right: Local Events &amp; Tournaments</w:t>
-      </w:r>
-    </w:p>
-    <w:p>
-      <w:pPr>
-        <w:numPr>
-          <w:ilvl w:val="0"/>
-          <w:numId w:val="25"/>
-        </w:numPr>
-      </w:pPr>
-      <w:r>
-        <w:t>Events list</w:t>
-      </w:r>
-    </w:p>
-    <w:p>
-      <w:pPr>
-        <w:numPr>
-          <w:ilvl w:val="0"/>
-          <w:numId w:val="25"/>
-        </w:numPr>
-      </w:pPr>
-      <w:r>
-        <w:t>Dates, locations</w:t>
-      </w:r>
-    </w:p>
-    <w:p>
-      <w:pPr>
-        <w:numPr>
-          <w:ilvl w:val="0"/>
-          <w:numId w:val="25"/>
-        </w:numPr>
-      </w:pPr>
-      <w:r>
-        <w:t>Registration button</w:t>
-      </w:r>
-    </w:p>
-    <w:p>
-      <w:r>
-        <w:t>Footer</w:t>
-      </w:r>
-    </w:p>
-    <w:p>
-      <w:r>
-        <w:t>3.5 Page Template: Contact &amp; Feedback Page</w:t>
-      </w:r>
-    </w:p>
-    <w:p>
-      <w:r>
-        <w:t>Layout Description</w:t>
-      </w:r>
-    </w:p>
-    <w:p>
-      <w:r>
-        <w:t>Contains the required HTML form.</w:t>
-      </w:r>
-    </w:p>
-    <w:p>
-      <w:r>
-        <w:t>Wireframe Structure</w:t>
-      </w:r>
-    </w:p>
-    <w:p>
-      <w:r>
-        <w:t>Header</w:t>
-      </w:r>
-    </w:p>
-    <w:p>
-      <w:r>
-        <w:t xml:space="preserve">Page Title: </w:t>
-      </w:r>
-      <w:r>
-        <w:rPr>
-          <w:i/>
-          <w:iCs/>
-        </w:rPr>
-        <w:t>Contact &amp; Feedback</w:t>
-      </w:r>
-    </w:p>
-    <w:p>
-      <w:r>
-        <w:t>Two Sections:</w:t>
-      </w:r>
-    </w:p>
-    <w:p>
-      <w:r>
-        <w:t>Left: Contact Information</w:t>
-      </w:r>
-    </w:p>
-    <w:p>
-      <w:pPr>
-        <w:numPr>
-          <w:ilvl w:val="0"/>
-          <w:numId w:val="26"/>
-        </w:numPr>
-      </w:pPr>
-      <w:r>
-        <w:t>Email</w:t>
-      </w:r>
-    </w:p>
-    <w:p>
-      <w:pPr>
-        <w:numPr>
-          <w:ilvl w:val="0"/>
-          <w:numId w:val="26"/>
-        </w:numPr>
-      </w:pPr>
-      <w:r>
-        <w:t>Phone</w:t>
-      </w:r>
-    </w:p>
-    <w:p>
-      <w:pPr>
-        <w:numPr>
-          <w:ilvl w:val="0"/>
-          <w:numId w:val="26"/>
-        </w:numPr>
-      </w:pPr>
-      <w:r>
-        <w:t>Physical address (optional)</w:t>
-      </w:r>
-    </w:p>
-    <w:p>
-      <w:r>
-        <w:t>Right: Feedback Form</w:t>
-      </w:r>
-    </w:p>
-    <w:p>
-      <w:pPr>
-        <w:numPr>
-          <w:ilvl w:val="0"/>
-          <w:numId w:val="27"/>
-        </w:numPr>
-      </w:pPr>
-      <w:r>
-        <w:t>Full Name (input)</w:t>
-      </w:r>
-    </w:p>
-    <w:p>
-      <w:pPr>
-        <w:numPr>
-          <w:ilvl w:val="0"/>
-          <w:numId w:val="27"/>
-        </w:numPr>
-      </w:pPr>
-      <w:r>
-        <w:t>Email (input)</w:t>
-      </w:r>
-    </w:p>
-    <w:p>
-      <w:pPr>
-        <w:numPr>
-          <w:ilvl w:val="0"/>
-          <w:numId w:val="27"/>
-        </w:numPr>
-      </w:pPr>
-      <w:r>
-        <w:t>Message (</w:t>
-      </w:r>
-      <w:proofErr w:type="spellStart"/>
-      <w:r>
-        <w:t>textarea</w:t>
-      </w:r>
-      <w:proofErr w:type="spellEnd"/>
-      <w:r>
-        <w:t>)</w:t>
-      </w:r>
-    </w:p>
-    <w:p>
-      <w:pPr>
-        <w:numPr>
-          <w:ilvl w:val="0"/>
-          <w:numId w:val="27"/>
-        </w:numPr>
-      </w:pPr>
-      <w:r>
-        <w:rPr>
-          <w:i/>
-          <w:iCs/>
-        </w:rPr>
-        <w:t>All fields marked as required</w:t>
-      </w:r>
-    </w:p>
-    <w:p>
-      <w:pPr>
-        <w:numPr>
-          <w:ilvl w:val="0"/>
-          <w:numId w:val="27"/>
-        </w:numPr>
-      </w:pPr>
-      <w:r>
-        <w:lastRenderedPageBreak/>
-        <w:t>Submit button (HTML form submission)</w:t>
-      </w:r>
-    </w:p>
-    <w:p>
-      <w:r>
-        <w:t>Footer</w:t>
+        <w:rPr>
+          <w:b/>
+          <w:bCs/>
+        </w:rPr>
+        <w:t xml:space="preserve">3.4 </w:t>
+      </w:r>
+      <w:r>
+        <w:rPr>
+          <w:b/>
+          <w:bCs/>
+        </w:rPr>
+        <w:t>Community Page</w:t>
+      </w:r>
+    </w:p>
+    <w:p>
+      <w:r>
+        <w:rPr>
+          <w:noProof/>
+        </w:rPr>
+        <w:drawing>
+          <wp:inline distT="0" distB="0" distL="0" distR="0" wp14:anchorId="1F1FBD28" wp14:editId="044D5926">
+            <wp:extent cx="5731510" cy="2911475"/>
+            <wp:effectExtent l="0" t="0" r="2540" b="3175"/>
+            <wp:docPr id="626706466" name="Picture 4"/>
+            <wp:cNvGraphicFramePr>
+              <a:graphicFrameLocks xmlns:a="http://schemas.openxmlformats.org/drawingml/2006/main" noChangeAspect="1"/>
+            </wp:cNvGraphicFramePr>
+            <a:graphic xmlns:a="http://schemas.openxmlformats.org/drawingml/2006/main">
+              <a:graphicData uri="http://schemas.openxmlformats.org/drawingml/2006/picture">
+                <pic:pic xmlns:pic="http://schemas.openxmlformats.org/drawingml/2006/picture">
+                  <pic:nvPicPr>
+                    <pic:cNvPr id="626706466" name="Picture 626706466"/>
+                    <pic:cNvPicPr/>
+                  </pic:nvPicPr>
+                  <pic:blipFill>
+                    <a:blip r:embed="rId11">
+                      <a:extLst>
+                        <a:ext uri="{28A0092B-C50C-407E-A947-70E740481C1C}">
+                          <a14:useLocalDpi xmlns:a14="http://schemas.microsoft.com/office/drawing/2010/main" val="0"/>
+                        </a:ext>
+                      </a:extLst>
+                    </a:blip>
+                    <a:stretch>
+                      <a:fillRect/>
+                    </a:stretch>
+                  </pic:blipFill>
+                  <pic:spPr>
+                    <a:xfrm>
+                      <a:off x="0" y="0"/>
+                      <a:ext cx="5731510" cy="2911475"/>
+                    </a:xfrm>
+                    <a:prstGeom prst="rect">
+                      <a:avLst/>
+                    </a:prstGeom>
+                  </pic:spPr>
+                </pic:pic>
+              </a:graphicData>
+            </a:graphic>
+          </wp:inline>
+        </w:drawing>
+      </w:r>
+    </w:p>
+    <w:p>
+      <w:r>
+        <w:t xml:space="preserve">3.5 </w:t>
+      </w:r>
+      <w:r>
+        <w:t>Contact and Feedback Page</w:t>
       </w:r>
     </w:p>
     <w:p/>
+    <w:p>
+      <w:r>
+        <w:rPr>
+          <w:noProof/>
+        </w:rPr>
+        <w:drawing>
+          <wp:inline distT="0" distB="0" distL="0" distR="0" wp14:anchorId="3754B4B3" wp14:editId="4C693499">
+            <wp:extent cx="5731510" cy="3230880"/>
+            <wp:effectExtent l="0" t="0" r="2540" b="7620"/>
+            <wp:docPr id="356691919" name="Picture 3"/>
+            <wp:cNvGraphicFramePr>
+              <a:graphicFrameLocks xmlns:a="http://schemas.openxmlformats.org/drawingml/2006/main" noChangeAspect="1"/>
+            </wp:cNvGraphicFramePr>
+            <a:graphic xmlns:a="http://schemas.openxmlformats.org/drawingml/2006/main">
+              <a:graphicData uri="http://schemas.openxmlformats.org/drawingml/2006/picture">
+                <pic:pic xmlns:pic="http://schemas.openxmlformats.org/drawingml/2006/picture">
+                  <pic:nvPicPr>
+                    <pic:cNvPr id="356691919" name="Picture 356691919"/>
+                    <pic:cNvPicPr/>
+                  </pic:nvPicPr>
+                  <pic:blipFill>
+                    <a:blip r:embed="rId12">
+                      <a:extLst>
+                        <a:ext uri="{28A0092B-C50C-407E-A947-70E740481C1C}">
+                          <a14:useLocalDpi xmlns:a14="http://schemas.microsoft.com/office/drawing/2010/main" val="0"/>
+                        </a:ext>
+                      </a:extLst>
+                    </a:blip>
+                    <a:stretch>
+                      <a:fillRect/>
+                    </a:stretch>
+                  </pic:blipFill>
+                  <pic:spPr>
+                    <a:xfrm>
+                      <a:off x="0" y="0"/>
+                      <a:ext cx="5731510" cy="3230880"/>
+                    </a:xfrm>
+                    <a:prstGeom prst="rect">
+                      <a:avLst/>
+                    </a:prstGeom>
+                  </pic:spPr>
+                </pic:pic>
+              </a:graphicData>
+            </a:graphic>
+          </wp:inline>
+        </w:drawing>
+      </w:r>
+    </w:p>
     <w:p>
       <w:r>
         <w:t>4.</w:t>
@@ -1641,7 +1572,17 @@
       </w:r>
     </w:p>
     <w:p>
-      <w:r>
+      <w:pPr>
+        <w:rPr>
+          <w:b/>
+          <w:bCs/>
+        </w:rPr>
+      </w:pPr>
+      <w:r>
+        <w:rPr>
+          <w:b/>
+          <w:bCs/>
+        </w:rPr>
         <w:t>Bootstrap 5</w:t>
       </w:r>
     </w:p>
@@ -1675,6 +1616,7 @@
         </w:numPr>
       </w:pPr>
       <w:r>
+        <w:lastRenderedPageBreak/>
         <w:t xml:space="preserve">Provides pre-built components such as: </w:t>
       </w:r>
     </w:p>
@@ -1723,7 +1665,17 @@
       </w:r>
     </w:p>
     <w:p>
-      <w:r>
+      <w:pPr>
+        <w:rPr>
+          <w:b/>
+          <w:bCs/>
+        </w:rPr>
+      </w:pPr>
+      <w:r>
+        <w:rPr>
+          <w:b/>
+          <w:bCs/>
+        </w:rPr>
         <w:t>Stockfish.js (Chess Engine)</w:t>
       </w:r>
     </w:p>
@@ -1758,13 +1710,37 @@
       </w:r>
     </w:p>
     <w:p>
-      <w:r>
+      <w:pPr>
+        <w:pStyle w:val="ListParagraph"/>
+      </w:pPr>
+    </w:p>
+    <w:p>
+      <w:pPr>
+        <w:rPr>
+          <w:b/>
+          <w:bCs/>
+        </w:rPr>
+      </w:pPr>
+      <w:r>
+        <w:rPr>
+          <w:b/>
+          <w:bCs/>
+        </w:rPr>
         <w:t>4.3 Software &amp; Tools Used</w:t>
       </w:r>
     </w:p>
     <w:p>
-      <w:r>
-        <w:lastRenderedPageBreak/>
+      <w:pPr>
+        <w:rPr>
+          <w:b/>
+          <w:bCs/>
+        </w:rPr>
+      </w:pPr>
+      <w:r>
+        <w:rPr>
+          <w:b/>
+          <w:bCs/>
+        </w:rPr>
         <w:t>1. Visual Studio Code (VS Code)</w:t>
       </w:r>
     </w:p>
@@ -1824,7 +1800,17 @@
       </w:r>
     </w:p>
     <w:p>
-      <w:r>
+      <w:pPr>
+        <w:rPr>
+          <w:b/>
+          <w:bCs/>
+        </w:rPr>
+      </w:pPr>
+      <w:r>
+        <w:rPr>
+          <w:b/>
+          <w:bCs/>
+        </w:rPr>
         <w:t>2. Git &amp; GitHub</w:t>
       </w:r>
     </w:p>
@@ -1906,13 +1892,29 @@
       </w:r>
     </w:p>
     <w:p>
-      <w:r>
+      <w:pPr>
+        <w:rPr>
+          <w:b/>
+          <w:bCs/>
+        </w:rPr>
+      </w:pPr>
+      <w:r>
+        <w:rPr>
+          <w:b/>
+          <w:bCs/>
+        </w:rPr>
         <w:t xml:space="preserve">3. Canva </w:t>
       </w:r>
     </w:p>
     <w:p>
       <w:r>
-        <w:t>Used for creating graphics, like:</w:t>
+        <w:t xml:space="preserve">Used for creating graphics, </w:t>
+      </w:r>
+      <w:r>
+        <w:t>like</w:t>
+      </w:r>
+      <w:r>
+        <w:t>:</w:t>
       </w:r>
     </w:p>
     <w:p>
@@ -1945,6 +1947,7 @@
         </w:numPr>
       </w:pPr>
       <w:r>
+        <w:lastRenderedPageBreak/>
         <w:t>Banner images</w:t>
       </w:r>
     </w:p>
@@ -1967,16 +1970,42 @@
     </w:p>
     <w:p>
       <w:r>
-        <w:t>This tool will ensure clean, modern graphics aligned with the theme of the website.</w:t>
-      </w:r>
-    </w:p>
-    <w:p>
-      <w:r>
+        <w:t>Th</w:t>
+      </w:r>
+      <w:r>
+        <w:t>is tool will</w:t>
+      </w:r>
+      <w:r>
+        <w:t xml:space="preserve"> ensure clean, modern graphics aligned with the theme of the website.</w:t>
+      </w:r>
+    </w:p>
+    <w:p>
+      <w:pPr>
+        <w:rPr>
+          <w:b/>
+          <w:bCs/>
+        </w:rPr>
+      </w:pPr>
+      <w:r>
+        <w:rPr>
+          <w:b/>
+          <w:bCs/>
+        </w:rPr>
         <w:t>4.4 Multimedia Tools</w:t>
       </w:r>
     </w:p>
     <w:p>
-      <w:r>
+      <w:pPr>
+        <w:rPr>
+          <w:b/>
+          <w:bCs/>
+        </w:rPr>
+      </w:pPr>
+      <w:r>
+        <w:rPr>
+          <w:b/>
+          <w:bCs/>
+        </w:rPr>
         <w:t>Video Hosting</w:t>
       </w:r>
     </w:p>
@@ -2025,13 +2054,31 @@
       </w:r>
     </w:p>
     <w:p>
-      <w:r>
+      <w:pPr>
+        <w:rPr>
+          <w:b/>
+          <w:bCs/>
+        </w:rPr>
+      </w:pPr>
+      <w:r>
+        <w:rPr>
+          <w:b/>
+          <w:bCs/>
+        </w:rPr>
         <w:t>Image Optimization Tool (</w:t>
       </w:r>
       <w:r>
+        <w:rPr>
+          <w:b/>
+          <w:bCs/>
+        </w:rPr>
         <w:t>Timing</w:t>
       </w:r>
       <w:r>
+        <w:rPr>
+          <w:b/>
+          <w:bCs/>
+        </w:rPr>
         <w:t xml:space="preserve"> / Squoosh)</w:t>
       </w:r>
     </w:p>
@@ -2043,7 +2090,6 @@
         </w:numPr>
       </w:pPr>
       <w:r>
-        <w:lastRenderedPageBreak/>
         <w:t>Used to compress images to improve loading speed.</w:t>
       </w:r>
     </w:p>
@@ -2059,12 +2105,32 @@
       </w:r>
     </w:p>
     <w:p>
-      <w:r>
+      <w:pPr>
+        <w:rPr>
+          <w:b/>
+          <w:bCs/>
+        </w:rPr>
+      </w:pPr>
+      <w:r>
+        <w:rPr>
+          <w:b/>
+          <w:bCs/>
+        </w:rPr>
         <w:t>4.5 Testing Tools</w:t>
       </w:r>
     </w:p>
     <w:p>
-      <w:r>
+      <w:pPr>
+        <w:rPr>
+          <w:b/>
+          <w:bCs/>
+        </w:rPr>
+      </w:pPr>
+      <w:r>
+        <w:rPr>
+          <w:b/>
+          <w:bCs/>
+        </w:rPr>
         <w:t>Browser Testing</w:t>
       </w:r>
     </w:p>
@@ -2135,7 +2201,17 @@
       </w:r>
     </w:p>
     <w:p>
-      <w:r>
+      <w:pPr>
+        <w:rPr>
+          <w:b/>
+          <w:bCs/>
+        </w:rPr>
+      </w:pPr>
+      <w:r>
+        <w:rPr>
+          <w:b/>
+          <w:bCs/>
+        </w:rPr>
         <w:t>Device Testing</w:t>
       </w:r>
     </w:p>
@@ -2183,13 +2259,34 @@
         <w:t>Desktop scaling</w:t>
       </w:r>
     </w:p>
-    <w:p>
-      <w:r>
+    <w:p/>
+    <w:p>
+      <w:pPr>
+        <w:rPr>
+          <w:b/>
+          <w:bCs/>
+        </w:rPr>
+      </w:pPr>
+      <w:r>
+        <w:rPr>
+          <w:b/>
+          <w:bCs/>
+        </w:rPr>
         <w:t>4.6 Hosting &amp; Deployment Technologies</w:t>
       </w:r>
     </w:p>
     <w:p>
-      <w:r>
+      <w:pPr>
+        <w:rPr>
+          <w:b/>
+          <w:bCs/>
+        </w:rPr>
+      </w:pPr>
+      <w:r>
+        <w:rPr>
+          <w:b/>
+          <w:bCs/>
+        </w:rPr>
         <w:t>GitHub Pages</w:t>
       </w:r>
     </w:p>
@@ -2201,6 +2298,7 @@
         </w:numPr>
       </w:pPr>
       <w:r>
+        <w:lastRenderedPageBreak/>
         <w:t>Used for deployment of the live website.</w:t>
       </w:r>
     </w:p>
@@ -2234,13 +2332,8 @@
         </w:numPr>
       </w:pPr>
       <w:r>
-        <w:t xml:space="preserve">git </w:t>
-      </w:r>
-      <w:proofErr w:type="gramStart"/>
-      <w:r>
-        <w:t>add</w:t>
-      </w:r>
-      <w:proofErr w:type="gramEnd"/>
+        <w:t>git add</w:t>
+      </w:r>
     </w:p>
     <w:p>
       <w:pPr>
@@ -2250,13 +2343,8 @@
         </w:numPr>
       </w:pPr>
       <w:r>
-        <w:t xml:space="preserve">git </w:t>
-      </w:r>
-      <w:proofErr w:type="gramStart"/>
-      <w:r>
-        <w:t>commit</w:t>
-      </w:r>
-      <w:proofErr w:type="gramEnd"/>
+        <w:t>git commit</w:t>
+      </w:r>
     </w:p>
     <w:p>
       <w:pPr>
@@ -2288,7 +2376,7 @@
       </w:pPr>
     </w:p>
     <w:sectPr>
-      <w:headerReference w:type="default" r:id="rId10"/>
+      <w:headerReference w:type="default" r:id="rId13"/>
       <w:pgSz w:w="11906" w:h="16838"/>
       <w:pgMar w:top="1440" w:right="1440" w:bottom="1440" w:left="1440" w:header="708" w:footer="708" w:gutter="0"/>
       <w:cols w:space="708"/>
@@ -2355,7 +2443,24 @@
       <w:pStyle w:val="Header"/>
     </w:pPr>
     <w:r>
-      <w:t>Website Documentation</w:t>
+      <w:t xml:space="preserve">Website </w:t>
+    </w:r>
+    <w:r>
+      <w:t xml:space="preserve">Planning </w:t>
+    </w:r>
+    <w:r>
+      <w:t>&amp;</w:t>
+    </w:r>
+    <w:r>
+      <w:t xml:space="preserve"> Documentation</w:t>
+    </w:r>
+  </w:p>
+  <w:p>
+    <w:pPr>
+      <w:pStyle w:val="Header"/>
+    </w:pPr>
+    <w:r>
+      <w:t xml:space="preserve"> </w:t>
     </w:r>
   </w:p>
 </w:hdr>
@@ -4604,6 +4709,119 @@
     </w:lvl>
   </w:abstractNum>
   <w:abstractNum w:abstractNumId="16" w15:restartNumberingAfterBreak="0">
+    <w:nsid w:val="420A4EC5"/>
+    <w:multiLevelType w:val="hybridMultilevel"/>
+    <w:tmpl w:val="35C09776"/>
+    <w:lvl w:ilvl="0" w:tplc="20000001">
+      <w:start w:val="1"/>
+      <w:numFmt w:val="bullet"/>
+      <w:lvlText w:val=""/>
+      <w:lvlJc w:val="left"/>
+      <w:pPr>
+        <w:ind w:left="720" w:hanging="360"/>
+      </w:pPr>
+      <w:rPr>
+        <w:rFonts w:ascii="Symbol" w:hAnsi="Symbol" w:hint="default"/>
+      </w:rPr>
+    </w:lvl>
+    <w:lvl w:ilvl="1" w:tplc="20000003" w:tentative="1">
+      <w:start w:val="1"/>
+      <w:numFmt w:val="bullet"/>
+      <w:lvlText w:val="o"/>
+      <w:lvlJc w:val="left"/>
+      <w:pPr>
+        <w:ind w:left="1440" w:hanging="360"/>
+      </w:pPr>
+      <w:rPr>
+        <w:rFonts w:ascii="Courier New" w:hAnsi="Courier New" w:cs="Courier New" w:hint="default"/>
+      </w:rPr>
+    </w:lvl>
+    <w:lvl w:ilvl="2" w:tplc="20000005" w:tentative="1">
+      <w:start w:val="1"/>
+      <w:numFmt w:val="bullet"/>
+      <w:lvlText w:val=""/>
+      <w:lvlJc w:val="left"/>
+      <w:pPr>
+        <w:ind w:left="2160" w:hanging="360"/>
+      </w:pPr>
+      <w:rPr>
+        <w:rFonts w:ascii="Wingdings" w:hAnsi="Wingdings" w:hint="default"/>
+      </w:rPr>
+    </w:lvl>
+    <w:lvl w:ilvl="3" w:tplc="20000001" w:tentative="1">
+      <w:start w:val="1"/>
+      <w:numFmt w:val="bullet"/>
+      <w:lvlText w:val=""/>
+      <w:lvlJc w:val="left"/>
+      <w:pPr>
+        <w:ind w:left="2880" w:hanging="360"/>
+      </w:pPr>
+      <w:rPr>
+        <w:rFonts w:ascii="Symbol" w:hAnsi="Symbol" w:hint="default"/>
+      </w:rPr>
+    </w:lvl>
+    <w:lvl w:ilvl="4" w:tplc="20000003" w:tentative="1">
+      <w:start w:val="1"/>
+      <w:numFmt w:val="bullet"/>
+      <w:lvlText w:val="o"/>
+      <w:lvlJc w:val="left"/>
+      <w:pPr>
+        <w:ind w:left="3600" w:hanging="360"/>
+      </w:pPr>
+      <w:rPr>
+        <w:rFonts w:ascii="Courier New" w:hAnsi="Courier New" w:cs="Courier New" w:hint="default"/>
+      </w:rPr>
+    </w:lvl>
+    <w:lvl w:ilvl="5" w:tplc="20000005" w:tentative="1">
+      <w:start w:val="1"/>
+      <w:numFmt w:val="bullet"/>
+      <w:lvlText w:val=""/>
+      <w:lvlJc w:val="left"/>
+      <w:pPr>
+        <w:ind w:left="4320" w:hanging="360"/>
+      </w:pPr>
+      <w:rPr>
+        <w:rFonts w:ascii="Wingdings" w:hAnsi="Wingdings" w:hint="default"/>
+      </w:rPr>
+    </w:lvl>
+    <w:lvl w:ilvl="6" w:tplc="20000001" w:tentative="1">
+      <w:start w:val="1"/>
+      <w:numFmt w:val="bullet"/>
+      <w:lvlText w:val=""/>
+      <w:lvlJc w:val="left"/>
+      <w:pPr>
+        <w:ind w:left="5040" w:hanging="360"/>
+      </w:pPr>
+      <w:rPr>
+        <w:rFonts w:ascii="Symbol" w:hAnsi="Symbol" w:hint="default"/>
+      </w:rPr>
+    </w:lvl>
+    <w:lvl w:ilvl="7" w:tplc="20000003" w:tentative="1">
+      <w:start w:val="1"/>
+      <w:numFmt w:val="bullet"/>
+      <w:lvlText w:val="o"/>
+      <w:lvlJc w:val="left"/>
+      <w:pPr>
+        <w:ind w:left="5760" w:hanging="360"/>
+      </w:pPr>
+      <w:rPr>
+        <w:rFonts w:ascii="Courier New" w:hAnsi="Courier New" w:cs="Courier New" w:hint="default"/>
+      </w:rPr>
+    </w:lvl>
+    <w:lvl w:ilvl="8" w:tplc="20000005" w:tentative="1">
+      <w:start w:val="1"/>
+      <w:numFmt w:val="bullet"/>
+      <w:lvlText w:val=""/>
+      <w:lvlJc w:val="left"/>
+      <w:pPr>
+        <w:ind w:left="6480" w:hanging="360"/>
+      </w:pPr>
+      <w:rPr>
+        <w:rFonts w:ascii="Wingdings" w:hAnsi="Wingdings" w:hint="default"/>
+      </w:rPr>
+    </w:lvl>
+  </w:abstractNum>
+  <w:abstractNum w:abstractNumId="17" w15:restartNumberingAfterBreak="0">
     <w:nsid w:val="42130E02"/>
     <w:multiLevelType w:val="multilevel"/>
     <w:tmpl w:val="1EECC0C4"/>
@@ -4752,7 +4970,7 @@
       </w:rPr>
     </w:lvl>
   </w:abstractNum>
-  <w:abstractNum w:abstractNumId="17" w15:restartNumberingAfterBreak="0">
+  <w:abstractNum w:abstractNumId="18" w15:restartNumberingAfterBreak="0">
     <w:nsid w:val="43E15F22"/>
     <w:multiLevelType w:val="multilevel"/>
     <w:tmpl w:val="EB0E1446"/>
@@ -4901,7 +5119,7 @@
       </w:rPr>
     </w:lvl>
   </w:abstractNum>
-  <w:abstractNum w:abstractNumId="18" w15:restartNumberingAfterBreak="0">
+  <w:abstractNum w:abstractNumId="19" w15:restartNumberingAfterBreak="0">
     <w:nsid w:val="4E8D3BD4"/>
     <w:multiLevelType w:val="multilevel"/>
     <w:tmpl w:val="EBA6D3D4"/>
@@ -5050,7 +5268,7 @@
       </w:rPr>
     </w:lvl>
   </w:abstractNum>
-  <w:abstractNum w:abstractNumId="19" w15:restartNumberingAfterBreak="0">
+  <w:abstractNum w:abstractNumId="20" w15:restartNumberingAfterBreak="0">
     <w:nsid w:val="57686851"/>
     <w:multiLevelType w:val="multilevel"/>
     <w:tmpl w:val="76A066AA"/>
@@ -5199,7 +5417,7 @@
       </w:rPr>
     </w:lvl>
   </w:abstractNum>
-  <w:abstractNum w:abstractNumId="20" w15:restartNumberingAfterBreak="0">
+  <w:abstractNum w:abstractNumId="21" w15:restartNumberingAfterBreak="0">
     <w:nsid w:val="62A2220F"/>
     <w:multiLevelType w:val="multilevel"/>
     <w:tmpl w:val="97EA7B1C"/>
@@ -5348,7 +5566,7 @@
       </w:rPr>
     </w:lvl>
   </w:abstractNum>
-  <w:abstractNum w:abstractNumId="21" w15:restartNumberingAfterBreak="0">
+  <w:abstractNum w:abstractNumId="22" w15:restartNumberingAfterBreak="0">
     <w:nsid w:val="64916A0B"/>
     <w:multiLevelType w:val="multilevel"/>
     <w:tmpl w:val="ED00CE72"/>
@@ -5497,7 +5715,7 @@
       </w:rPr>
     </w:lvl>
   </w:abstractNum>
-  <w:abstractNum w:abstractNumId="22" w15:restartNumberingAfterBreak="0">
+  <w:abstractNum w:abstractNumId="23" w15:restartNumberingAfterBreak="0">
     <w:nsid w:val="67016077"/>
     <w:multiLevelType w:val="multilevel"/>
     <w:tmpl w:val="23E8FFAC"/>
@@ -5646,7 +5864,7 @@
       </w:rPr>
     </w:lvl>
   </w:abstractNum>
-  <w:abstractNum w:abstractNumId="23" w15:restartNumberingAfterBreak="0">
+  <w:abstractNum w:abstractNumId="24" w15:restartNumberingAfterBreak="0">
     <w:nsid w:val="67771908"/>
     <w:multiLevelType w:val="hybridMultilevel"/>
     <w:tmpl w:val="E7BC9F54"/>
@@ -5759,7 +5977,7 @@
       </w:rPr>
     </w:lvl>
   </w:abstractNum>
-  <w:abstractNum w:abstractNumId="24" w15:restartNumberingAfterBreak="0">
+  <w:abstractNum w:abstractNumId="25" w15:restartNumberingAfterBreak="0">
     <w:nsid w:val="6EB55DB1"/>
     <w:multiLevelType w:val="multilevel"/>
     <w:tmpl w:val="1D640394"/>
@@ -5908,7 +6126,7 @@
       </w:rPr>
     </w:lvl>
   </w:abstractNum>
-  <w:abstractNum w:abstractNumId="25" w15:restartNumberingAfterBreak="0">
+  <w:abstractNum w:abstractNumId="26" w15:restartNumberingAfterBreak="0">
     <w:nsid w:val="76A017C7"/>
     <w:multiLevelType w:val="multilevel"/>
     <w:tmpl w:val="E446D6A6"/>
@@ -6057,7 +6275,7 @@
       </w:rPr>
     </w:lvl>
   </w:abstractNum>
-  <w:abstractNum w:abstractNumId="26" w15:restartNumberingAfterBreak="0">
+  <w:abstractNum w:abstractNumId="27" w15:restartNumberingAfterBreak="0">
     <w:nsid w:val="7B803356"/>
     <w:multiLevelType w:val="multilevel"/>
     <w:tmpl w:val="7438F6B2"/>
@@ -6213,7 +6431,7 @@
     <w:abstractNumId w:val="1"/>
   </w:num>
   <w:num w:numId="3" w16cid:durableId="387844875">
-    <w:abstractNumId w:val="23"/>
+    <w:abstractNumId w:val="24"/>
   </w:num>
   <w:num w:numId="4" w16cid:durableId="162160900">
     <w:abstractNumId w:val="2"/>
@@ -6222,7 +6440,7 @@
     <w:abstractNumId w:val="3"/>
   </w:num>
   <w:num w:numId="6" w16cid:durableId="1614559746">
-    <w:abstractNumId w:val="26"/>
+    <w:abstractNumId w:val="27"/>
   </w:num>
   <w:num w:numId="7" w16cid:durableId="2125155233">
     <w:abstractNumId w:val="5"/>
@@ -6234,25 +6452,25 @@
     <w:abstractNumId w:val="7"/>
   </w:num>
   <w:num w:numId="10" w16cid:durableId="1479036945">
-    <w:abstractNumId w:val="16"/>
+    <w:abstractNumId w:val="17"/>
   </w:num>
   <w:num w:numId="11" w16cid:durableId="884680541">
-    <w:abstractNumId w:val="21"/>
+    <w:abstractNumId w:val="22"/>
   </w:num>
   <w:num w:numId="12" w16cid:durableId="2114323334">
-    <w:abstractNumId w:val="19"/>
+    <w:abstractNumId w:val="20"/>
   </w:num>
   <w:num w:numId="13" w16cid:durableId="1005323669">
-    <w:abstractNumId w:val="20"/>
+    <w:abstractNumId w:val="21"/>
   </w:num>
   <w:num w:numId="14" w16cid:durableId="1545218336">
     <w:abstractNumId w:val="11"/>
   </w:num>
   <w:num w:numId="15" w16cid:durableId="541135277">
-    <w:abstractNumId w:val="25"/>
+    <w:abstractNumId w:val="26"/>
   </w:num>
   <w:num w:numId="16" w16cid:durableId="319620958">
-    <w:abstractNumId w:val="17"/>
+    <w:abstractNumId w:val="18"/>
   </w:num>
   <w:num w:numId="17" w16cid:durableId="2141917187">
     <w:abstractNumId w:val="14"/>
@@ -6267,10 +6485,10 @@
     <w:abstractNumId w:val="4"/>
   </w:num>
   <w:num w:numId="21" w16cid:durableId="1564438864">
-    <w:abstractNumId w:val="24"/>
+    <w:abstractNumId w:val="25"/>
   </w:num>
   <w:num w:numId="22" w16cid:durableId="41484545">
-    <w:abstractNumId w:val="18"/>
+    <w:abstractNumId w:val="19"/>
   </w:num>
   <w:num w:numId="23" w16cid:durableId="1289240137">
     <w:abstractNumId w:val="8"/>
@@ -6279,13 +6497,16 @@
     <w:abstractNumId w:val="10"/>
   </w:num>
   <w:num w:numId="25" w16cid:durableId="23598284">
-    <w:abstractNumId w:val="22"/>
+    <w:abstractNumId w:val="23"/>
   </w:num>
   <w:num w:numId="26" w16cid:durableId="2028212819">
     <w:abstractNumId w:val="6"/>
   </w:num>
   <w:num w:numId="27" w16cid:durableId="122579434">
     <w:abstractNumId w:val="13"/>
+  </w:num>
+  <w:num w:numId="28" w16cid:durableId="301665545">
+    <w:abstractNumId w:val="16"/>
   </w:num>
 </w:numbering>
 </file>
